--- a/브라질 변호사/1부/1부_10화_덮인_보고서.docx
+++ b/브라질 변호사/1부/1부_10화_덮인_보고서.docx
@@ -62,7 +62,7 @@
           <w:i w:val="0"/>
           <w:sz w:val="22"/>
         </w:rPr>
-        <w:t>2015년 10월 말. 9화 새벽 세베리누 체포(10월 초)로부터 약 3주 뒤. 장면 1~3은 수요일 리우데자네이루주 이타과레(마레 아우타 채권자 집회)와 리우 시내, 장면 4~6은 목·금요일 상파울루 파리아 리마의 케이로스 타바리스, 장면 7~9는 토요일 노바 카라자이(임시구금센터 면회). 8화에서 하파가 시세루의 ‘가스 측정 수칙 위반’을 전제로 적은 회생안이 이날 표결에 부쳐진다.</w:t>
+        <w:t>2015년 10월 말. 9화 새벽 세베리누 체포(10월 초)로부터 약 3주 뒤. 장면 1~3은 수요일 리우데자네이루주 이타과레(마레 아우타 채권자 집회)와 리우 시내, 장면 4~6은 목·금요일 상파울루 파리아 리마의 케이로스 타바리스, 장면 7~9는 토요일 노바 카라자이(임시구금센터 면회). 면회에서 세베리누는 2000년 열일곱 살 하파의 장학금 추천서에 서명한 사람이 자신(성당 백일장 심사위원, 1994년 제 벤투 사건 변호인)이었음을 밝히고, 자기에게 불리한 증거의 약점 — 8월 12일 통화 녹취가 실제 통화(약 10분)보다 짧게 잘렸다는 점과 녹취 하단의 ‘VG-’ 코드 — 를 하파에게 짚어 준다(11화의 실마리). 8화에서 하파가 시세루의 ‘가스 측정 수칙 위반’을 전제로 적은 회생안이 이날 표결에 부쳐진다.</w:t>
       </w:r>
     </w:p>
     <w:p>
@@ -4481,7 +4481,7 @@
           <w:i w:val="0"/>
           <w:sz w:val="22"/>
         </w:rPr>
-        <w:t>Eu não sabia disso quando assinei.</w:t>
+        <w:t>Isso é suspeita. Não é prova.</w:t>
       </w:r>
     </w:p>
     <w:p>
@@ -4504,7 +4504,7 @@
           <w:i w:val="0"/>
           <w:sz w:val="22"/>
         </w:rPr>
-        <w:t xml:space="preserve">Talvez. Mas agora sabe. É sempre assim, a gente descobre as coisas um pouco tarde. </w:t>
+        <w:t xml:space="preserve">Então vou te dar a prova, já que o Jurandir não tem o seu olho. </w:t>
       </w:r>
       <w:r>
         <w:rPr>
@@ -4514,7 +4514,7 @@
           <w:color w:val="555555"/>
           <w:sz w:val="22"/>
         </w:rPr>
-        <w:t>(bebe um gole)</w:t>
+        <w:t>(tira do bolso da camisa duas folhas dobradas, cópia dos autos)</w:t>
       </w:r>
       <w:r>
         <w:rPr>
@@ -4523,7 +4523,7 @@
           <w:i w:val="0"/>
           <w:sz w:val="22"/>
         </w:rPr>
-        <w:t xml:space="preserve"> O Riobaldo é que sabia: mestre não é quem sempre ensina, mas quem de repente aprende.</w:t>
+        <w:t xml:space="preserve"> Doze de agosto. Eu falei com o Genésio quase dez minutos, naquela noite. Ele me pediu dinheiro pro motor, e eu disse que não podia pagar ninguém. Olha aqui. Duas folhas. Dois minutos de conversa, no máximo.</w:t>
       </w:r>
     </w:p>
     <w:p>
@@ -4538,130 +4538,6 @@
           <w:sz w:val="22"/>
         </w:rPr>
         <w:t xml:space="preserve">Rafa: </w:t>
-      </w:r>
-      <w:r>
-        <w:rPr>
-          <w:rFonts w:ascii="Times New Roman" w:hAnsi="Times New Roman" w:eastAsia="Malgun Gothic"/>
-          <w:b w:val="0"/>
-          <w:i w:val="0"/>
-          <w:sz w:val="22"/>
-        </w:rPr>
-        <w:t>Eu achei uma coisa no escritório. Um laudo de 2013. Da própria fundição.</w:t>
-      </w:r>
-    </w:p>
-    <w:p>
-      <w:pPr>
-        <w:spacing w:before="0" w:after="110" w:line="300" w:lineRule="auto"/>
-      </w:pPr>
-      <w:r>
-        <w:rPr>
-          <w:rFonts w:ascii="Times New Roman" w:hAnsi="Times New Roman" w:eastAsia="Malgun Gothic"/>
-          <w:b/>
-          <w:i w:val="0"/>
-          <w:sz w:val="22"/>
-        </w:rPr>
-        <w:t xml:space="preserve">Severino: </w:t>
-      </w:r>
-      <w:r>
-        <w:rPr>
-          <w:rFonts w:ascii="Times New Roman" w:hAnsi="Times New Roman" w:eastAsia="Malgun Gothic"/>
-          <w:b w:val="0"/>
-          <w:i w:val="0"/>
-          <w:sz w:val="22"/>
-        </w:rPr>
-        <w:t>Rio acima dos garimpos?</w:t>
-      </w:r>
-    </w:p>
-    <w:p>
-      <w:pPr>
-        <w:spacing w:before="0" w:after="110" w:line="300" w:lineRule="auto"/>
-      </w:pPr>
-      <w:r>
-        <w:rPr>
-          <w:rFonts w:ascii="Times New Roman" w:hAnsi="Times New Roman" w:eastAsia="Malgun Gothic"/>
-          <w:b/>
-          <w:i w:val="0"/>
-          <w:sz w:val="22"/>
-        </w:rPr>
-        <w:t xml:space="preserve">Rafa: </w:t>
-      </w:r>
-      <w:r>
-        <w:rPr>
-          <w:rFonts w:ascii="Times New Roman" w:hAnsi="Times New Roman" w:eastAsia="Malgun Gothic"/>
-          <w:b w:val="0"/>
-          <w:i w:val="0"/>
-          <w:sz w:val="22"/>
-        </w:rPr>
-        <w:t>O senhor sabia?</w:t>
-      </w:r>
-    </w:p>
-    <w:p>
-      <w:pPr>
-        <w:spacing w:before="0" w:after="110" w:line="300" w:lineRule="auto"/>
-      </w:pPr>
-      <w:r>
-        <w:rPr>
-          <w:rFonts w:ascii="Times New Roman" w:hAnsi="Times New Roman" w:eastAsia="Malgun Gothic"/>
-          <w:b/>
-          <w:i w:val="0"/>
-          <w:sz w:val="22"/>
-        </w:rPr>
-        <w:t xml:space="preserve">Severino: </w:t>
-      </w:r>
-      <w:r>
-        <w:rPr>
-          <w:rFonts w:ascii="Times New Roman" w:hAnsi="Times New Roman" w:eastAsia="Malgun Gothic"/>
-          <w:b w:val="0"/>
-          <w:i w:val="0"/>
-          <w:sz w:val="22"/>
-        </w:rPr>
-        <w:t>Eu sabia pelas crianças. Sabia pelos peixes que o Seu Dico parou de pescar. Não tinha o papel. A diferença entre nós dois, menino, é que você tem o papel.</w:t>
-      </w:r>
-    </w:p>
-    <w:p>
-      <w:pPr>
-        <w:spacing w:before="0" w:after="110" w:line="300" w:lineRule="auto"/>
-      </w:pPr>
-      <w:r>
-        <w:rPr>
-          <w:rFonts w:ascii="Times New Roman" w:hAnsi="Times New Roman" w:eastAsia="Malgun Gothic"/>
-          <w:b/>
-          <w:i w:val="0"/>
-          <w:sz w:val="22"/>
-        </w:rPr>
-        <w:t xml:space="preserve">Rafa: </w:t>
-      </w:r>
-      <w:r>
-        <w:rPr>
-          <w:rFonts w:ascii="Times New Roman" w:hAnsi="Times New Roman" w:eastAsia="Malgun Gothic"/>
-          <w:b w:val="0"/>
-          <w:i w:val="0"/>
-          <w:sz w:val="22"/>
-        </w:rPr>
-        <w:t>Esse papel é sigiloso. Se eu mostrar, eu perco a carteira da Ordem.</w:t>
-      </w:r>
-    </w:p>
-    <w:p>
-      <w:pPr>
-        <w:spacing w:before="0" w:after="110" w:line="300" w:lineRule="auto"/>
-      </w:pPr>
-      <w:r>
-        <w:rPr>
-          <w:rFonts w:ascii="Times New Roman" w:hAnsi="Times New Roman" w:eastAsia="Malgun Gothic"/>
-          <w:b/>
-          <w:i w:val="0"/>
-          <w:sz w:val="22"/>
-        </w:rPr>
-        <w:t xml:space="preserve">Severino: </w:t>
-      </w:r>
-      <w:r>
-        <w:rPr>
-          <w:rFonts w:ascii="Times New Roman" w:hAnsi="Times New Roman" w:eastAsia="Malgun Gothic"/>
-          <w:b w:val="0"/>
-          <w:i w:val="0"/>
-          <w:sz w:val="22"/>
-        </w:rPr>
-        <w:t xml:space="preserve">Eu perdi a minha em 1980. Levei nove anos pra recuperar. </w:t>
       </w:r>
       <w:r>
         <w:rPr>
@@ -4671,7 +4547,7 @@
           <w:color w:val="555555"/>
           <w:sz w:val="22"/>
         </w:rPr>
-        <w:t>(pausa)</w:t>
+        <w:t>(lê)</w:t>
       </w:r>
       <w:r>
         <w:rPr>
@@ -4680,7 +4556,7 @@
           <w:i w:val="0"/>
           <w:sz w:val="22"/>
         </w:rPr>
-        <w:t xml:space="preserve"> Não estou pedindo nada. Estou dizendo o preço, que é coisa que advogado de escritório grande gosta de saber antes.</w:t>
+        <w:t xml:space="preserve"> Cortaram.</w:t>
       </w:r>
     </w:p>
     <w:p>
@@ -4694,7 +4570,7 @@
           <w:i w:val="0"/>
           <w:sz w:val="22"/>
         </w:rPr>
-        <w:t xml:space="preserve">Rafa: </w:t>
+        <w:t xml:space="preserve">Severino: </w:t>
       </w:r>
       <w:r>
         <w:rPr>
@@ -4703,7 +4579,26 @@
           <w:i w:val="0"/>
           <w:sz w:val="22"/>
         </w:rPr>
-        <w:t>O senhor está com raiva de mim.</w:t>
+        <w:t xml:space="preserve">Cortaram o meu "não". Mas quem corta a conversa esquece o relógio. A central guarda quanto durou cada ligação, e esse sistema de vocês também. Vá atrás da duração. E junte com esse rodapé. </w:t>
+      </w:r>
+      <w:r>
+        <w:rPr>
+          <w:rFonts w:ascii="Times New Roman" w:hAnsi="Times New Roman" w:eastAsia="Malgun Gothic"/>
+          <w:b w:val="0"/>
+          <w:i/>
+          <w:color w:val="555555"/>
+          <w:sz w:val="22"/>
+        </w:rPr>
+        <w:t>(aponta)</w:t>
+      </w:r>
+      <w:r>
+        <w:rPr>
+          <w:rFonts w:ascii="Times New Roman" w:hAnsi="Times New Roman" w:eastAsia="Malgun Gothic"/>
+          <w:b w:val="0"/>
+          <w:i w:val="0"/>
+          <w:sz w:val="22"/>
+        </w:rPr>
+        <w:t xml:space="preserve"> VG, um número. Barqueiro que grava o próprio celular não numera arquivo. Quem numera é máquina.</w:t>
       </w:r>
     </w:p>
     <w:p>
@@ -4717,6 +4612,39 @@
           <w:i w:val="0"/>
           <w:sz w:val="22"/>
         </w:rPr>
+        <w:t xml:space="preserve">Rafa: </w:t>
+      </w:r>
+      <w:r>
+        <w:rPr>
+          <w:rFonts w:ascii="Times New Roman" w:hAnsi="Times New Roman" w:eastAsia="Malgun Gothic"/>
+          <w:b w:val="0"/>
+          <w:i/>
+          <w:color w:val="555555"/>
+          <w:sz w:val="22"/>
+        </w:rPr>
+        <w:t>(em voz baixa)</w:t>
+      </w:r>
+      <w:r>
+        <w:rPr>
+          <w:rFonts w:ascii="Times New Roman" w:hAnsi="Times New Roman" w:eastAsia="Malgun Gothic"/>
+          <w:b w:val="0"/>
+          <w:i w:val="0"/>
+          <w:sz w:val="22"/>
+        </w:rPr>
+        <w:t xml:space="preserve"> Eu vi esse código antes de assinar.</w:t>
+      </w:r>
+    </w:p>
+    <w:p>
+      <w:pPr>
+        <w:spacing w:before="0" w:after="110" w:line="300" w:lineRule="auto"/>
+      </w:pPr>
+      <w:r>
+        <w:rPr>
+          <w:rFonts w:ascii="Times New Roman" w:hAnsi="Times New Roman" w:eastAsia="Malgun Gothic"/>
+          <w:b/>
+          <w:i w:val="0"/>
+          <w:sz w:val="22"/>
+        </w:rPr>
         <w:t xml:space="preserve">Severino: </w:t>
       </w:r>
       <w:r>
@@ -4726,7 +4654,592 @@
           <w:i w:val="0"/>
           <w:sz w:val="22"/>
         </w:rPr>
+        <w:t>Eu sei que viu. Advogado bom vê tudo. É por aí que o seu dossiê sangra, menino: na data e no rodapé. Se eu estivesse do seu lado da mesa, era disso que eu teria medo.</w:t>
+      </w:r>
+    </w:p>
+    <w:p>
+      <w:pPr>
+        <w:spacing w:before="0" w:after="110" w:line="300" w:lineRule="auto"/>
+      </w:pPr>
+      <w:r>
+        <w:rPr>
+          <w:rFonts w:ascii="Times New Roman" w:hAnsi="Times New Roman" w:eastAsia="Malgun Gothic"/>
+          <w:b/>
+          <w:i w:val="0"/>
+          <w:sz w:val="22"/>
+        </w:rPr>
+        <w:t xml:space="preserve">Rafa: </w:t>
+      </w:r>
+      <w:r>
+        <w:rPr>
+          <w:rFonts w:ascii="Times New Roman" w:hAnsi="Times New Roman" w:eastAsia="Malgun Gothic"/>
+          <w:b w:val="0"/>
+          <w:i w:val="0"/>
+          <w:sz w:val="22"/>
+        </w:rPr>
+        <w:t>Eu não sabia disso quando assinei.</w:t>
+      </w:r>
+    </w:p>
+    <w:p>
+      <w:pPr>
+        <w:spacing w:before="0" w:after="110" w:line="300" w:lineRule="auto"/>
+      </w:pPr>
+      <w:r>
+        <w:rPr>
+          <w:rFonts w:ascii="Times New Roman" w:hAnsi="Times New Roman" w:eastAsia="Malgun Gothic"/>
+          <w:b/>
+          <w:i w:val="0"/>
+          <w:sz w:val="22"/>
+        </w:rPr>
+        <w:t xml:space="preserve">Severino: </w:t>
+      </w:r>
+      <w:r>
+        <w:rPr>
+          <w:rFonts w:ascii="Times New Roman" w:hAnsi="Times New Roman" w:eastAsia="Malgun Gothic"/>
+          <w:b w:val="0"/>
+          <w:i w:val="0"/>
+          <w:sz w:val="22"/>
+        </w:rPr>
+        <w:t xml:space="preserve">Talvez. Mas agora sabe. É sempre assim, a gente descobre as coisas um pouco tarde. </w:t>
+      </w:r>
+      <w:r>
+        <w:rPr>
+          <w:rFonts w:ascii="Times New Roman" w:hAnsi="Times New Roman" w:eastAsia="Malgun Gothic"/>
+          <w:b w:val="0"/>
+          <w:i/>
+          <w:color w:val="555555"/>
+          <w:sz w:val="22"/>
+        </w:rPr>
+        <w:t>(bebe um gole)</w:t>
+      </w:r>
+      <w:r>
+        <w:rPr>
+          <w:rFonts w:ascii="Times New Roman" w:hAnsi="Times New Roman" w:eastAsia="Malgun Gothic"/>
+          <w:b w:val="0"/>
+          <w:i w:val="0"/>
+          <w:sz w:val="22"/>
+        </w:rPr>
+        <w:t xml:space="preserve"> O Riobaldo é que sabia: mestre não é quem sempre ensina, mas quem de repente aprende.</w:t>
+      </w:r>
+    </w:p>
+    <w:p>
+      <w:pPr>
+        <w:spacing w:before="0" w:after="110" w:line="300" w:lineRule="auto"/>
+      </w:pPr>
+      <w:r>
+        <w:rPr>
+          <w:rFonts w:ascii="Times New Roman" w:hAnsi="Times New Roman" w:eastAsia="Malgun Gothic"/>
+          <w:b/>
+          <w:i w:val="0"/>
+          <w:sz w:val="22"/>
+        </w:rPr>
+        <w:t xml:space="preserve">Rafa: </w:t>
+      </w:r>
+      <w:r>
+        <w:rPr>
+          <w:rFonts w:ascii="Times New Roman" w:hAnsi="Times New Roman" w:eastAsia="Malgun Gothic"/>
+          <w:b w:val="0"/>
+          <w:i w:val="0"/>
+          <w:sz w:val="22"/>
+        </w:rPr>
+        <w:t>Eu achei uma coisa no escritório. Um laudo de 2013. Da própria fundição.</w:t>
+      </w:r>
+    </w:p>
+    <w:p>
+      <w:pPr>
+        <w:spacing w:before="0" w:after="110" w:line="300" w:lineRule="auto"/>
+      </w:pPr>
+      <w:r>
+        <w:rPr>
+          <w:rFonts w:ascii="Times New Roman" w:hAnsi="Times New Roman" w:eastAsia="Malgun Gothic"/>
+          <w:b/>
+          <w:i w:val="0"/>
+          <w:sz w:val="22"/>
+        </w:rPr>
+        <w:t xml:space="preserve">Severino: </w:t>
+      </w:r>
+      <w:r>
+        <w:rPr>
+          <w:rFonts w:ascii="Times New Roman" w:hAnsi="Times New Roman" w:eastAsia="Malgun Gothic"/>
+          <w:b w:val="0"/>
+          <w:i w:val="0"/>
+          <w:sz w:val="22"/>
+        </w:rPr>
+        <w:t>Rio acima dos garimpos?</w:t>
+      </w:r>
+    </w:p>
+    <w:p>
+      <w:pPr>
+        <w:spacing w:before="0" w:after="110" w:line="300" w:lineRule="auto"/>
+      </w:pPr>
+      <w:r>
+        <w:rPr>
+          <w:rFonts w:ascii="Times New Roman" w:hAnsi="Times New Roman" w:eastAsia="Malgun Gothic"/>
+          <w:b/>
+          <w:i w:val="0"/>
+          <w:sz w:val="22"/>
+        </w:rPr>
+        <w:t xml:space="preserve">Rafa: </w:t>
+      </w:r>
+      <w:r>
+        <w:rPr>
+          <w:rFonts w:ascii="Times New Roman" w:hAnsi="Times New Roman" w:eastAsia="Malgun Gothic"/>
+          <w:b w:val="0"/>
+          <w:i w:val="0"/>
+          <w:sz w:val="22"/>
+        </w:rPr>
+        <w:t>O senhor sabia?</w:t>
+      </w:r>
+    </w:p>
+    <w:p>
+      <w:pPr>
+        <w:spacing w:before="0" w:after="110" w:line="300" w:lineRule="auto"/>
+      </w:pPr>
+      <w:r>
+        <w:rPr>
+          <w:rFonts w:ascii="Times New Roman" w:hAnsi="Times New Roman" w:eastAsia="Malgun Gothic"/>
+          <w:b/>
+          <w:i w:val="0"/>
+          <w:sz w:val="22"/>
+        </w:rPr>
+        <w:t xml:space="preserve">Severino: </w:t>
+      </w:r>
+      <w:r>
+        <w:rPr>
+          <w:rFonts w:ascii="Times New Roman" w:hAnsi="Times New Roman" w:eastAsia="Malgun Gothic"/>
+          <w:b w:val="0"/>
+          <w:i w:val="0"/>
+          <w:sz w:val="22"/>
+        </w:rPr>
+        <w:t>Eu sabia pelas crianças. Sabia pelos peixes que o Seu Dico parou de pescar. Não tinha o papel. A diferença entre nós dois, menino, é que você tem o papel.</w:t>
+      </w:r>
+    </w:p>
+    <w:p>
+      <w:pPr>
+        <w:spacing w:before="0" w:after="110" w:line="300" w:lineRule="auto"/>
+      </w:pPr>
+      <w:r>
+        <w:rPr>
+          <w:rFonts w:ascii="Times New Roman" w:hAnsi="Times New Roman" w:eastAsia="Malgun Gothic"/>
+          <w:b/>
+          <w:i w:val="0"/>
+          <w:sz w:val="22"/>
+        </w:rPr>
+        <w:t xml:space="preserve">Rafa: </w:t>
+      </w:r>
+      <w:r>
+        <w:rPr>
+          <w:rFonts w:ascii="Times New Roman" w:hAnsi="Times New Roman" w:eastAsia="Malgun Gothic"/>
+          <w:b w:val="0"/>
+          <w:i w:val="0"/>
+          <w:sz w:val="22"/>
+        </w:rPr>
+        <w:t>Esse papel é sigiloso. Se eu mostrar, eu perco a carteira da Ordem.</w:t>
+      </w:r>
+    </w:p>
+    <w:p>
+      <w:pPr>
+        <w:spacing w:before="0" w:after="110" w:line="300" w:lineRule="auto"/>
+      </w:pPr>
+      <w:r>
+        <w:rPr>
+          <w:rFonts w:ascii="Times New Roman" w:hAnsi="Times New Roman" w:eastAsia="Malgun Gothic"/>
+          <w:b/>
+          <w:i w:val="0"/>
+          <w:sz w:val="22"/>
+        </w:rPr>
+        <w:t xml:space="preserve">Severino: </w:t>
+      </w:r>
+      <w:r>
+        <w:rPr>
+          <w:rFonts w:ascii="Times New Roman" w:hAnsi="Times New Roman" w:eastAsia="Malgun Gothic"/>
+          <w:b w:val="0"/>
+          <w:i w:val="0"/>
+          <w:sz w:val="22"/>
+        </w:rPr>
+        <w:t xml:space="preserve">Eu perdi a minha em 1980. Levei nove anos pra recuperar. </w:t>
+      </w:r>
+      <w:r>
+        <w:rPr>
+          <w:rFonts w:ascii="Times New Roman" w:hAnsi="Times New Roman" w:eastAsia="Malgun Gothic"/>
+          <w:b w:val="0"/>
+          <w:i/>
+          <w:color w:val="555555"/>
+          <w:sz w:val="22"/>
+        </w:rPr>
+        <w:t>(pausa)</w:t>
+      </w:r>
+      <w:r>
+        <w:rPr>
+          <w:rFonts w:ascii="Times New Roman" w:hAnsi="Times New Roman" w:eastAsia="Malgun Gothic"/>
+          <w:b w:val="0"/>
+          <w:i w:val="0"/>
+          <w:sz w:val="22"/>
+        </w:rPr>
+        <w:t xml:space="preserve"> Não estou pedindo nada. Estou dizendo o preço, que é coisa que advogado de escritório grande gosta de saber antes.</w:t>
+      </w:r>
+    </w:p>
+    <w:p>
+      <w:pPr>
+        <w:spacing w:before="0" w:after="110" w:line="300" w:lineRule="auto"/>
+      </w:pPr>
+      <w:r>
+        <w:rPr>
+          <w:rFonts w:ascii="Times New Roman" w:hAnsi="Times New Roman" w:eastAsia="Malgun Gothic"/>
+          <w:b/>
+          <w:i w:val="0"/>
+          <w:sz w:val="22"/>
+        </w:rPr>
+        <w:t xml:space="preserve">Rafa: </w:t>
+      </w:r>
+      <w:r>
+        <w:rPr>
+          <w:rFonts w:ascii="Times New Roman" w:hAnsi="Times New Roman" w:eastAsia="Malgun Gothic"/>
+          <w:b w:val="0"/>
+          <w:i w:val="0"/>
+          <w:sz w:val="22"/>
+        </w:rPr>
+        <w:t>O senhor está com raiva de mim.</w:t>
+      </w:r>
+    </w:p>
+    <w:p>
+      <w:pPr>
+        <w:spacing w:before="0" w:after="110" w:line="300" w:lineRule="auto"/>
+      </w:pPr>
+      <w:r>
+        <w:rPr>
+          <w:rFonts w:ascii="Times New Roman" w:hAnsi="Times New Roman" w:eastAsia="Malgun Gothic"/>
+          <w:b/>
+          <w:i w:val="0"/>
+          <w:sz w:val="22"/>
+        </w:rPr>
+        <w:t xml:space="preserve">Severino: </w:t>
+      </w:r>
+      <w:r>
+        <w:rPr>
+          <w:rFonts w:ascii="Times New Roman" w:hAnsi="Times New Roman" w:eastAsia="Malgun Gothic"/>
+          <w:b w:val="0"/>
+          <w:i w:val="0"/>
+          <w:sz w:val="22"/>
+        </w:rPr>
         <w:t xml:space="preserve">Estou com falta de ar. Raiva cansa mais. </w:t>
+      </w:r>
+      <w:r>
+        <w:rPr>
+          <w:rFonts w:ascii="Times New Roman" w:hAnsi="Times New Roman" w:eastAsia="Malgun Gothic"/>
+          <w:b w:val="0"/>
+          <w:i/>
+          <w:color w:val="555555"/>
+          <w:sz w:val="22"/>
+        </w:rPr>
+        <w:t>(pausa)</w:t>
+      </w:r>
+      <w:r>
+        <w:rPr>
+          <w:rFonts w:ascii="Times New Roman" w:hAnsi="Times New Roman" w:eastAsia="Malgun Gothic"/>
+          <w:b w:val="0"/>
+          <w:i w:val="0"/>
+          <w:sz w:val="22"/>
+        </w:rPr>
+        <w:t xml:space="preserve"> E raiva de você eu não consigo. Você sabe quem assinou a segunda carta da tua bolsa? Em dois mil. A da Fundação de Amparo ao Estudante do Tapirá.</w:t>
+      </w:r>
+    </w:p>
+    <w:p>
+      <w:pPr>
+        <w:spacing w:before="0" w:after="110" w:line="300" w:lineRule="auto"/>
+      </w:pPr>
+      <w:r>
+        <w:rPr>
+          <w:rFonts w:ascii="Times New Roman" w:hAnsi="Times New Roman" w:eastAsia="Malgun Gothic"/>
+          <w:b/>
+          <w:i w:val="0"/>
+          <w:sz w:val="22"/>
+        </w:rPr>
+        <w:t xml:space="preserve">Rafa: </w:t>
+      </w:r>
+      <w:r>
+        <w:rPr>
+          <w:rFonts w:ascii="Times New Roman" w:hAnsi="Times New Roman" w:eastAsia="Malgun Gothic"/>
+          <w:b w:val="0"/>
+          <w:i/>
+          <w:color w:val="555555"/>
+          <w:sz w:val="22"/>
+        </w:rPr>
+        <w:t>(sem entender)</w:t>
+      </w:r>
+      <w:r>
+        <w:rPr>
+          <w:rFonts w:ascii="Times New Roman" w:hAnsi="Times New Roman" w:eastAsia="Malgun Gothic"/>
+          <w:b w:val="0"/>
+          <w:i w:val="0"/>
+          <w:sz w:val="22"/>
+        </w:rPr>
+        <w:t xml:space="preserve"> A carta de recomendação? Uma foi do padre. A outra... eu nunca li. O padre levou os envelopes lacrados.</w:t>
+      </w:r>
+    </w:p>
+    <w:p>
+      <w:pPr>
+        <w:spacing w:before="0" w:after="110" w:line="300" w:lineRule="auto"/>
+      </w:pPr>
+      <w:r>
+        <w:rPr>
+          <w:rFonts w:ascii="Times New Roman" w:hAnsi="Times New Roman" w:eastAsia="Malgun Gothic"/>
+          <w:b/>
+          <w:i w:val="0"/>
+          <w:sz w:val="22"/>
+        </w:rPr>
+        <w:t xml:space="preserve">Severino: </w:t>
+      </w:r>
+      <w:r>
+        <w:rPr>
+          <w:rFonts w:ascii="Times New Roman" w:hAnsi="Times New Roman" w:eastAsia="Malgun Gothic"/>
+          <w:b w:val="0"/>
+          <w:i w:val="0"/>
+          <w:sz w:val="22"/>
+        </w:rPr>
+        <w:t xml:space="preserve">Era pra ser assim. Eu era do júri do concurso de redação da paróquia naquele ano. Um menino da Vila Operária escreveu sobre o rio, dezessete anos, sem uma vírgula fora do lugar. Eu li três vezes. </w:t>
+      </w:r>
+      <w:r>
+        <w:rPr>
+          <w:rFonts w:ascii="Times New Roman" w:hAnsi="Times New Roman" w:eastAsia="Malgun Gothic"/>
+          <w:b w:val="0"/>
+          <w:i/>
+          <w:color w:val="555555"/>
+          <w:sz w:val="22"/>
+        </w:rPr>
+        <w:t>(olha para ele)</w:t>
+      </w:r>
+      <w:r>
+        <w:rPr>
+          <w:rFonts w:ascii="Times New Roman" w:hAnsi="Times New Roman" w:eastAsia="Malgun Gothic"/>
+          <w:b w:val="0"/>
+          <w:i w:val="0"/>
+          <w:sz w:val="22"/>
+        </w:rPr>
+        <w:t xml:space="preserve"> Eu assinei a carta que te levou pra lá, menino.</w:t>
+      </w:r>
+    </w:p>
+    <w:p>
+      <w:pPr>
+        <w:spacing w:before="0" w:after="110" w:line="300" w:lineRule="auto"/>
+      </w:pPr>
+      <w:r>
+        <w:rPr>
+          <w:rFonts w:ascii="Times New Roman" w:hAnsi="Times New Roman" w:eastAsia="Malgun Gothic"/>
+          <w:b/>
+          <w:i w:val="0"/>
+          <w:sz w:val="22"/>
+        </w:rPr>
+        <w:t xml:space="preserve">Rafa: </w:t>
+      </w:r>
+      <w:r>
+        <w:rPr>
+          <w:rFonts w:ascii="Times New Roman" w:hAnsi="Times New Roman" w:eastAsia="Malgun Gothic"/>
+          <w:b w:val="0"/>
+          <w:i/>
+          <w:color w:val="555555"/>
+          <w:sz w:val="22"/>
+        </w:rPr>
+        <w:t>(não consegue falar; empurra o copo para longe e o puxa de volta)</w:t>
+      </w:r>
+    </w:p>
+    <w:p>
+      <w:pPr>
+        <w:spacing w:before="0" w:after="110" w:line="300" w:lineRule="auto"/>
+      </w:pPr>
+      <w:r>
+        <w:rPr>
+          <w:rFonts w:ascii="Times New Roman" w:hAnsi="Times New Roman" w:eastAsia="Malgun Gothic"/>
+          <w:b/>
+          <w:i w:val="0"/>
+          <w:sz w:val="22"/>
+        </w:rPr>
+        <w:t xml:space="preserve">Severino: </w:t>
+      </w:r>
+      <w:r>
+        <w:rPr>
+          <w:rFonts w:ascii="Times New Roman" w:hAnsi="Times New Roman" w:eastAsia="Malgun Gothic"/>
+          <w:b w:val="0"/>
+          <w:i w:val="0"/>
+          <w:sz w:val="22"/>
+        </w:rPr>
+        <w:t>O padre veio me pedir porque sabia que eu conhecia a tua família. Eu tinha sido advogado do Zé Bento. O teu pai não quis depor, e eu entendi. O menino não tinha culpa do pai. O pai também não tinha muita.</w:t>
+      </w:r>
+    </w:p>
+    <w:p>
+      <w:pPr>
+        <w:spacing w:before="0" w:after="110" w:line="300" w:lineRule="auto"/>
+      </w:pPr>
+      <w:r>
+        <w:rPr>
+          <w:rFonts w:ascii="Times New Roman" w:hAnsi="Times New Roman" w:eastAsia="Malgun Gothic"/>
+          <w:b/>
+          <w:i w:val="0"/>
+          <w:sz w:val="22"/>
+        </w:rPr>
+        <w:t xml:space="preserve">Rafa: </w:t>
+      </w:r>
+      <w:r>
+        <w:rPr>
+          <w:rFonts w:ascii="Times New Roman" w:hAnsi="Times New Roman" w:eastAsia="Malgun Gothic"/>
+          <w:b w:val="0"/>
+          <w:i w:val="0"/>
+          <w:sz w:val="22"/>
+        </w:rPr>
+        <w:t>O senhor sabia desde abril. Desde o primeiro café.</w:t>
+      </w:r>
+    </w:p>
+    <w:p>
+      <w:pPr>
+        <w:spacing w:before="0" w:after="110" w:line="300" w:lineRule="auto"/>
+      </w:pPr>
+      <w:r>
+        <w:rPr>
+          <w:rFonts w:ascii="Times New Roman" w:hAnsi="Times New Roman" w:eastAsia="Malgun Gothic"/>
+          <w:b/>
+          <w:i w:val="0"/>
+          <w:sz w:val="22"/>
+        </w:rPr>
+        <w:t xml:space="preserve">Severino: </w:t>
+      </w:r>
+      <w:r>
+        <w:rPr>
+          <w:rFonts w:ascii="Times New Roman" w:hAnsi="Times New Roman" w:eastAsia="Malgun Gothic"/>
+          <w:b w:val="0"/>
+          <w:i w:val="0"/>
+          <w:sz w:val="22"/>
+        </w:rPr>
+        <w:t xml:space="preserve">Desde o seu nome no acordo da construtora. Eu recortei do jornal. </w:t>
+      </w:r>
+      <w:r>
+        <w:rPr>
+          <w:rFonts w:ascii="Times New Roman" w:hAnsi="Times New Roman" w:eastAsia="Malgun Gothic"/>
+          <w:b w:val="0"/>
+          <w:i/>
+          <w:color w:val="555555"/>
+          <w:sz w:val="22"/>
+        </w:rPr>
+        <w:t>(pausa)</w:t>
+      </w:r>
+      <w:r>
+        <w:rPr>
+          <w:rFonts w:ascii="Times New Roman" w:hAnsi="Times New Roman" w:eastAsia="Malgun Gothic"/>
+          <w:b w:val="0"/>
+          <w:i w:val="0"/>
+          <w:sz w:val="22"/>
+        </w:rPr>
+        <w:t xml:space="preserve"> Não te contei porque não queria que você perdesse pra mim por gratidão. Gratidão é péssimo argumento.</w:t>
+      </w:r>
+    </w:p>
+    <w:p>
+      <w:pPr>
+        <w:spacing w:before="0" w:after="110" w:line="300" w:lineRule="auto"/>
+      </w:pPr>
+      <w:r>
+        <w:rPr>
+          <w:rFonts w:ascii="Times New Roman" w:hAnsi="Times New Roman" w:eastAsia="Malgun Gothic"/>
+          <w:b/>
+          <w:i w:val="0"/>
+          <w:sz w:val="22"/>
+        </w:rPr>
+        <w:t xml:space="preserve">Rafa: </w:t>
+      </w:r>
+      <w:r>
+        <w:rPr>
+          <w:rFonts w:ascii="Times New Roman" w:hAnsi="Times New Roman" w:eastAsia="Malgun Gothic"/>
+          <w:b w:val="0"/>
+          <w:i w:val="0"/>
+          <w:sz w:val="22"/>
+        </w:rPr>
+        <w:t>Eu passei o ano inteiro tentando destruir o senhor. O senhor que me pôs no avião.</w:t>
+      </w:r>
+    </w:p>
+    <w:p>
+      <w:pPr>
+        <w:spacing w:before="0" w:after="110" w:line="300" w:lineRule="auto"/>
+      </w:pPr>
+      <w:r>
+        <w:rPr>
+          <w:rFonts w:ascii="Times New Roman" w:hAnsi="Times New Roman" w:eastAsia="Malgun Gothic"/>
+          <w:b/>
+          <w:i w:val="0"/>
+          <w:sz w:val="22"/>
+        </w:rPr>
+        <w:t xml:space="preserve">Severino: </w:t>
+      </w:r>
+      <w:r>
+        <w:rPr>
+          <w:rFonts w:ascii="Times New Roman" w:hAnsi="Times New Roman" w:eastAsia="Malgun Gothic"/>
+          <w:b w:val="0"/>
+          <w:i w:val="0"/>
+          <w:sz w:val="22"/>
+        </w:rPr>
+        <w:t xml:space="preserve">Eu pus um menino no avião. Quem desceu em São Paulo foi você. </w:t>
+      </w:r>
+      <w:r>
+        <w:rPr>
+          <w:rFonts w:ascii="Times New Roman" w:hAnsi="Times New Roman" w:eastAsia="Malgun Gothic"/>
+          <w:b w:val="0"/>
+          <w:i/>
+          <w:color w:val="555555"/>
+          <w:sz w:val="22"/>
+        </w:rPr>
+        <w:t>(bebe o resto do café)</w:t>
+      </w:r>
+      <w:r>
+        <w:rPr>
+          <w:rFonts w:ascii="Times New Roman" w:hAnsi="Times New Roman" w:eastAsia="Malgun Gothic"/>
+          <w:b w:val="0"/>
+          <w:i w:val="0"/>
+          <w:sz w:val="22"/>
+        </w:rPr>
+        <w:t xml:space="preserve"> Às vezes a gente escreve uma carta boa demais. Não se arrepende. Só cobra.</w:t>
+      </w:r>
+    </w:p>
+    <w:p>
+      <w:pPr>
+        <w:spacing w:before="0" w:after="110" w:line="300" w:lineRule="auto"/>
+      </w:pPr>
+      <w:r>
+        <w:rPr>
+          <w:rFonts w:ascii="Times New Roman" w:hAnsi="Times New Roman" w:eastAsia="Malgun Gothic"/>
+          <w:b/>
+          <w:i w:val="0"/>
+          <w:sz w:val="22"/>
+        </w:rPr>
+        <w:t xml:space="preserve">Rafa: </w:t>
+      </w:r>
+      <w:r>
+        <w:rPr>
+          <w:rFonts w:ascii="Times New Roman" w:hAnsi="Times New Roman" w:eastAsia="Malgun Gothic"/>
+          <w:b w:val="0"/>
+          <w:i w:val="0"/>
+          <w:sz w:val="22"/>
+        </w:rPr>
+        <w:t>Cobra o quê?</w:t>
+      </w:r>
+    </w:p>
+    <w:p>
+      <w:pPr>
+        <w:spacing w:before="0" w:after="110" w:line="300" w:lineRule="auto"/>
+      </w:pPr>
+      <w:r>
+        <w:rPr>
+          <w:rFonts w:ascii="Times New Roman" w:hAnsi="Times New Roman" w:eastAsia="Malgun Gothic"/>
+          <w:b/>
+          <w:i w:val="0"/>
+          <w:sz w:val="22"/>
+        </w:rPr>
+        <w:t xml:space="preserve">Severino: </w:t>
+      </w:r>
+      <w:r>
+        <w:rPr>
+          <w:rFonts w:ascii="Times New Roman" w:hAnsi="Times New Roman" w:eastAsia="Malgun Gothic"/>
+          <w:b w:val="0"/>
+          <w:i w:val="0"/>
+          <w:sz w:val="22"/>
+        </w:rPr>
+        <w:t xml:space="preserve">A tua redação dizia que o rio não esquece. Cobra isso. </w:t>
       </w:r>
       <w:r>
         <w:rPr>
